--- a/2_semester/DataBase/CourseProject/Курсовой проект.docx
+++ b/2_semester/DataBase/CourseProject/Курсовой проект.docx
@@ -769,7 +769,23 @@
           <w:sz w:val="28"/>
           <w:szCs w:val="28"/>
         </w:rPr>
-        <w:t xml:space="preserve"> “____”_________2025 г.</w:t>
+        <w:t xml:space="preserve"> “___</w:t>
+      </w:r>
+      <w:r>
+        <w:rPr>
+          <w:color w:val="000000"/>
+          <w:sz w:val="28"/>
+          <w:szCs w:val="28"/>
+        </w:rPr>
+        <w:t>_” _</w:t>
+      </w:r>
+      <w:r>
+        <w:rPr>
+          <w:color w:val="000000"/>
+          <w:sz w:val="28"/>
+          <w:szCs w:val="28"/>
+        </w:rPr>
+        <w:t>________2025 г.</w:t>
       </w:r>
     </w:p>
     <w:p>
@@ -3466,7 +3482,23 @@
           <w:sz w:val="28"/>
           <w:szCs w:val="28"/>
         </w:rPr>
-        <w:t xml:space="preserve">" и ). </w:t>
+        <w:t>" и</w:t>
+      </w:r>
+      <w:r>
+        <w:rPr>
+          <w:color w:val="000000"/>
+          <w:sz w:val="28"/>
+          <w:szCs w:val="28"/>
+        </w:rPr>
+        <w:t xml:space="preserve"> т.д.</w:t>
+      </w:r>
+      <w:r>
+        <w:rPr>
+          <w:color w:val="000000"/>
+          <w:sz w:val="28"/>
+          <w:szCs w:val="28"/>
+        </w:rPr>
+        <w:t xml:space="preserve">). </w:t>
       </w:r>
     </w:p>
     <w:p>
@@ -3643,7 +3675,25 @@
           <w:sz w:val="28"/>
           <w:szCs w:val="28"/>
         </w:rPr>
-        <w:t>Локация (ресторан, шатер, loft-пространство).</w:t>
+        <w:t xml:space="preserve">Локация (ресторан, шатер, </w:t>
+      </w:r>
+      <w:proofErr w:type="spellStart"/>
+      <w:r>
+        <w:rPr>
+          <w:color w:val="000000"/>
+          <w:sz w:val="28"/>
+          <w:szCs w:val="28"/>
+        </w:rPr>
+        <w:t>loft</w:t>
+      </w:r>
+      <w:proofErr w:type="spellEnd"/>
+      <w:r>
+        <w:rPr>
+          <w:color w:val="000000"/>
+          <w:sz w:val="28"/>
+          <w:szCs w:val="28"/>
+        </w:rPr>
+        <w:t>-пространство).</w:t>
       </w:r>
     </w:p>
     <w:p>
@@ -3666,7 +3716,25 @@
           <w:sz w:val="28"/>
           <w:szCs w:val="28"/>
         </w:rPr>
-        <w:t>Стиль (классика, бохо, минимализм, тематическая свадьба).</w:t>
+        <w:t xml:space="preserve">Стиль (классика, </w:t>
+      </w:r>
+      <w:proofErr w:type="spellStart"/>
+      <w:r>
+        <w:rPr>
+          <w:color w:val="000000"/>
+          <w:sz w:val="28"/>
+          <w:szCs w:val="28"/>
+        </w:rPr>
+        <w:t>бохо</w:t>
+      </w:r>
+      <w:proofErr w:type="spellEnd"/>
+      <w:r>
+        <w:rPr>
+          <w:color w:val="000000"/>
+          <w:sz w:val="28"/>
+          <w:szCs w:val="28"/>
+        </w:rPr>
+        <w:t>, минимализм, тематическая свадьба).</w:t>
       </w:r>
     </w:p>
     <w:p>
@@ -4602,7 +4670,25 @@
           <w:sz w:val="28"/>
           <w:szCs w:val="28"/>
         </w:rPr>
-        <w:t>Ресторан, шатёр, loft-пространство, усадьба, пляж, лесная поляна.</w:t>
+        <w:t xml:space="preserve">Ресторан, шатёр, </w:t>
+      </w:r>
+      <w:proofErr w:type="spellStart"/>
+      <w:r>
+        <w:rPr>
+          <w:color w:val="000000"/>
+          <w:sz w:val="28"/>
+          <w:szCs w:val="28"/>
+        </w:rPr>
+        <w:t>loft</w:t>
+      </w:r>
+      <w:proofErr w:type="spellEnd"/>
+      <w:r>
+        <w:rPr>
+          <w:color w:val="000000"/>
+          <w:sz w:val="28"/>
+          <w:szCs w:val="28"/>
+        </w:rPr>
+        <w:t>-пространство, усадьба, пляж, лесная поляна.</w:t>
       </w:r>
     </w:p>
     <w:p>
@@ -4747,7 +4833,25 @@
           <w:sz w:val="28"/>
           <w:szCs w:val="28"/>
         </w:rPr>
-        <w:t>Тематика (классика, бохо, винтаж, сказка, минимализм и т.д.).</w:t>
+        <w:t xml:space="preserve">Тематика (классика, </w:t>
+      </w:r>
+      <w:proofErr w:type="spellStart"/>
+      <w:r>
+        <w:rPr>
+          <w:color w:val="000000"/>
+          <w:sz w:val="28"/>
+          <w:szCs w:val="28"/>
+        </w:rPr>
+        <w:t>бохо</w:t>
+      </w:r>
+      <w:proofErr w:type="spellEnd"/>
+      <w:r>
+        <w:rPr>
+          <w:color w:val="000000"/>
+          <w:sz w:val="28"/>
+          <w:szCs w:val="28"/>
+        </w:rPr>
+        <w:t>, винтаж, сказка, минимализм и т.д.).</w:t>
       </w:r>
     </w:p>
     <w:p>
@@ -5046,16 +5150,7 @@
           <w:sz w:val="28"/>
           <w:szCs w:val="28"/>
         </w:rPr>
-        <w:t>Менеджер по локациям</w:t>
-      </w:r>
-      <w:r>
-        <w:rPr>
-          <w:b/>
-          <w:color w:val="000000"/>
-          <w:sz w:val="28"/>
-          <w:szCs w:val="28"/>
-        </w:rPr>
-        <w:t xml:space="preserve"> п</w:t>
+        <w:t>Менеджер по локациям п</w:t>
       </w:r>
       <w:r>
         <w:rPr>
@@ -5380,15 +5475,7 @@
           <w:sz w:val="28"/>
           <w:szCs w:val="28"/>
         </w:rPr>
-        <w:t>Ведет учет депозитов</w:t>
-      </w:r>
-      <w:r>
-        <w:rPr>
-          <w:color w:val="000000"/>
-          <w:sz w:val="28"/>
-          <w:szCs w:val="28"/>
-        </w:rPr>
-        <w:t>.</w:t>
+        <w:t>Ведет учет депозитов.</w:t>
       </w:r>
     </w:p>
     <w:p>
@@ -8584,15 +8671,7 @@
           <w:sz w:val="28"/>
           <w:szCs w:val="28"/>
         </w:rPr>
-        <w:t>Решает экстренные вопросы (например, если что-то сломалось)</w:t>
-      </w:r>
-      <w:r>
-        <w:rPr>
-          <w:color w:val="000000"/>
-          <w:sz w:val="28"/>
-          <w:szCs w:val="28"/>
-        </w:rPr>
-        <w:t>.</w:t>
+        <w:t>Решает экстренные вопросы (например, если что-то сломалось).</w:t>
       </w:r>
     </w:p>
     <w:p>
@@ -19496,6 +19575,7 @@
   <w:style w:type="character" w:default="1" w:styleId="a0">
     <w:name w:val="Default Paragraph Font"/>
     <w:uiPriority w:val="1"/>
+    <w:semiHidden/>
     <w:unhideWhenUsed/>
   </w:style>
   <w:style w:type="table" w:default="1" w:styleId="a1">

--- a/2_semester/DataBase/CourseProject/Курсовой проект.docx
+++ b/2_semester/DataBase/CourseProject/Курсовой проект.docx
@@ -3462,7 +3462,7 @@
           <w:color w:val="000000"/>
           <w:sz w:val="28"/>
           <w:szCs w:val="28"/>
-          <w:highlight w:val="yellow"/>
+          <w:highlight w:val="green"/>
         </w:rPr>
         <w:t>Клиент</w:t>
       </w:r>
@@ -3497,7 +3497,7 @@
           <w:color w:val="000000"/>
           <w:sz w:val="28"/>
           <w:szCs w:val="28"/>
-          <w:highlight w:val="yellow"/>
+          <w:highlight w:val="green"/>
         </w:rPr>
         <w:t>Клиента</w:t>
       </w:r>
@@ -3872,8 +3872,17 @@
           <w:color w:val="000000"/>
           <w:sz w:val="28"/>
           <w:szCs w:val="28"/>
-        </w:rPr>
-        <w:t>Локация (ресторан, шатер, loft-пространство).</w:t>
+          <w:highlight w:val="green"/>
+        </w:rPr>
+        <w:t>Локация</w:t>
+      </w:r>
+      <w:r>
+        <w:rPr>
+          <w:color w:val="000000"/>
+          <w:sz w:val="28"/>
+          <w:szCs w:val="28"/>
+        </w:rPr>
+        <w:t xml:space="preserve"> (ресторан, шатер, loft-пространство).</w:t>
       </w:r>
     </w:p>
     <w:p>
@@ -3895,8 +3904,17 @@
           <w:color w:val="000000"/>
           <w:sz w:val="28"/>
           <w:szCs w:val="28"/>
-        </w:rPr>
-        <w:t xml:space="preserve">Стиль (классика, </w:t>
+          <w:highlight w:val="green"/>
+        </w:rPr>
+        <w:t>Стиль</w:t>
+      </w:r>
+      <w:r>
+        <w:rPr>
+          <w:color w:val="000000"/>
+          <w:sz w:val="28"/>
+          <w:szCs w:val="28"/>
+        </w:rPr>
+        <w:t xml:space="preserve"> (классика, </w:t>
       </w:r>
       <w:proofErr w:type="spellStart"/>
       <w:r>
@@ -4215,8 +4233,17 @@
           <w:color w:val="000000"/>
           <w:sz w:val="28"/>
           <w:szCs w:val="28"/>
-        </w:rPr>
-        <w:t xml:space="preserve">Заказчик </w:t>
+          <w:highlight w:val="green"/>
+        </w:rPr>
+        <w:t>Заказчик</w:t>
+      </w:r>
+      <w:r>
+        <w:rPr>
+          <w:color w:val="000000"/>
+          <w:sz w:val="28"/>
+          <w:szCs w:val="28"/>
+        </w:rPr>
+        <w:t xml:space="preserve"> </w:t>
       </w:r>
       <w:r>
         <w:rPr>
@@ -4246,8 +4273,17 @@
           <w:color w:val="000000"/>
           <w:sz w:val="28"/>
           <w:szCs w:val="28"/>
-        </w:rPr>
-        <w:t>Исполнитель (название агентства, ИНН, ОГРН, юридический адрес).</w:t>
+          <w:highlight w:val="green"/>
+        </w:rPr>
+        <w:t>Исполнитель</w:t>
+      </w:r>
+      <w:r>
+        <w:rPr>
+          <w:color w:val="000000"/>
+          <w:sz w:val="28"/>
+          <w:szCs w:val="28"/>
+        </w:rPr>
+        <w:t xml:space="preserve"> (название агентства, ИНН, ОГРН, юридический адрес).</w:t>
       </w:r>
     </w:p>
     <w:p>
@@ -4293,7 +4329,75 @@
           <w:sz w:val="28"/>
           <w:szCs w:val="28"/>
         </w:rPr>
-        <w:t>Предмет договора (например: «Полная организация свадебного мероприятия 15.08.2025, включая подбор площадки, кейтеринга, декора, артистов»).</w:t>
+        <w:t xml:space="preserve">Предмет договора (например: «Полная организация свадебного мероприятия 15.08.2025, включая подбор </w:t>
+      </w:r>
+      <w:r>
+        <w:rPr>
+          <w:color w:val="000000"/>
+          <w:sz w:val="28"/>
+          <w:szCs w:val="28"/>
+          <w:highlight w:val="green"/>
+        </w:rPr>
+        <w:t>площадки</w:t>
+      </w:r>
+      <w:r>
+        <w:rPr>
+          <w:color w:val="000000"/>
+          <w:sz w:val="28"/>
+          <w:szCs w:val="28"/>
+        </w:rPr>
+        <w:t xml:space="preserve">, </w:t>
+      </w:r>
+      <w:r>
+        <w:rPr>
+          <w:color w:val="000000"/>
+          <w:sz w:val="28"/>
+          <w:szCs w:val="28"/>
+          <w:highlight w:val="green"/>
+        </w:rPr>
+        <w:t>кейтеринга</w:t>
+      </w:r>
+      <w:r>
+        <w:rPr>
+          <w:color w:val="000000"/>
+          <w:sz w:val="28"/>
+          <w:szCs w:val="28"/>
+        </w:rPr>
+        <w:t xml:space="preserve">, </w:t>
+      </w:r>
+      <w:r>
+        <w:rPr>
+          <w:color w:val="000000"/>
+          <w:sz w:val="28"/>
+          <w:szCs w:val="28"/>
+          <w:highlight w:val="green"/>
+        </w:rPr>
+        <w:t>декора</w:t>
+      </w:r>
+      <w:r>
+        <w:rPr>
+          <w:color w:val="000000"/>
+          <w:sz w:val="28"/>
+          <w:szCs w:val="28"/>
+        </w:rPr>
+        <w:t xml:space="preserve">, </w:t>
+      </w:r>
+      <w:r>
+        <w:rPr>
+          <w:color w:val="000000"/>
+          <w:sz w:val="28"/>
+          <w:szCs w:val="28"/>
+          <w:highlight w:val="green"/>
+        </w:rPr>
+        <w:t>артистов</w:t>
+      </w:r>
+      <w:r>
+        <w:rPr>
+          <w:color w:val="000000"/>
+          <w:sz w:val="28"/>
+          <w:szCs w:val="28"/>
+        </w:rPr>
+        <w:t>»).</w:t>
       </w:r>
     </w:p>
     <w:p>
@@ -4808,13 +4912,15 @@
           <w:color w:val="000000"/>
           <w:sz w:val="28"/>
           <w:szCs w:val="28"/>
-        </w:rPr>
-      </w:pPr>
-      <w:r>
-        <w:rPr>
-          <w:color w:val="000000"/>
-          <w:sz w:val="28"/>
-          <w:szCs w:val="28"/>
+          <w:highlight w:val="green"/>
+        </w:rPr>
+      </w:pPr>
+      <w:r>
+        <w:rPr>
+          <w:color w:val="000000"/>
+          <w:sz w:val="28"/>
+          <w:szCs w:val="28"/>
+          <w:highlight w:val="green"/>
         </w:rPr>
         <w:t>Локация</w:t>
       </w:r>
@@ -4998,13 +5104,15 @@
           <w:color w:val="000000"/>
           <w:sz w:val="28"/>
           <w:szCs w:val="28"/>
-        </w:rPr>
-      </w:pPr>
-      <w:r>
-        <w:rPr>
-          <w:color w:val="000000"/>
-          <w:sz w:val="28"/>
-          <w:szCs w:val="28"/>
+          <w:highlight w:val="green"/>
+        </w:rPr>
+      </w:pPr>
+      <w:r>
+        <w:rPr>
+          <w:color w:val="000000"/>
+          <w:sz w:val="28"/>
+          <w:szCs w:val="28"/>
+          <w:highlight w:val="green"/>
         </w:rPr>
         <w:t>Концепция и стиль</w:t>
       </w:r>
@@ -19155,7 +19263,7 @@
 </file>
 
 <file path=customXml/itemProps1.xml><?xml version="1.0" encoding="utf-8"?>
-<ds:datastoreItem xmlns:ds="http://schemas.openxmlformats.org/officeDocument/2006/customXml" ds:itemID="{1F7CA965-A79E-4890-B113-4861E0EF0567}">
+<ds:datastoreItem xmlns:ds="http://schemas.openxmlformats.org/officeDocument/2006/customXml" ds:itemID="{A2937630-0923-496D-BEE8-2F1384D16D17}">
   <ds:schemaRefs>
     <ds:schemaRef ds:uri="http://schemas.openxmlformats.org/officeDocument/2006/bibliography"/>
   </ds:schemaRefs>
